--- a/TapCollect使用说明-更新版.docx
+++ b/TapCollect使用说明-更新版.docx
@@ -124,7 +124,7 @@
           <w:color w:val="203748"/>
           <w:sz w:val="23"/>
         </w:rPr>
-        <w:t>当前版本 v0.5.3  |  文档更新 2026 年 9 月 9 日</w:t>
+        <w:t>当前开发版 基于 v0.5.3  |  文档更新 2026 年 9 月 10 日</w:t>
       </w:r>
     </w:p>
     <w:p>
@@ -132,7 +132,7 @@
         <w:pStyle w:val="4"/>
       </w:pPr>
       <w:r>
-        <w:t>v0.5.3 更新说明</w:t>
+        <w:t>当前开发版本更新</w:t>
       </w:r>
     </w:p>
     <w:p>
@@ -140,7 +140,7 @@
         <w:pStyle w:val="166"/>
       </w:pPr>
       <w:r>
-        <w:t>下载 MP4、MP3、PDF、图片和常见附件时保留原文件名及扩展名大小写；查询参数不再改变明确文件名，下载请求仍保留完整参数。</w:t>
+        <w:t>新增可选的单层任务分组，支持新建、重命名、折叠和任务数量；旧任务升级后保持原位置，不自动创建默认分组。</w:t>
       </w:r>
     </w:p>
     <w:p>
@@ -148,7 +148,7 @@
         <w:pStyle w:val="166"/>
       </w:pPr>
       <w:r>
-        <w:t>正文中的 PDF 预览、音视频、图片和附件引用与保存路径一致。同名资源按“覆盖旧结果”设置处理，并发下载同一目标时顺序执行。</w:t>
+        <w:t>支持单个移动和“批量整理”。任务菜单保留运行、复制和删除，配置区顶部仍可运行任务；分组不改变草稿、采集进度或输出目录。</w:t>
       </w:r>
     </w:p>
     <w:p>
@@ -156,7 +156,7 @@
         <w:pStyle w:val="166"/>
       </w:pPr>
       <w:r>
-        <w:t>没有明确文件名的下载接口仍按参数区分。新采集采用新规则，既有下载文件和已导出内容不会自动改名。</w:t>
+        <w:t>配置包升级为版本 2，包含分组和任务归属，仍可导入版本 1 的旧包。本文包含当前源码新增功能，已发布安装包请以对应版本说明为准。</w:t>
       </w:r>
     </w:p>
     <w:p>
@@ -1443,7 +1443,7 @@
         </w:numPr>
       </w:pPr>
       <w:r>
-        <w:t>首次进入后点击“新建采集任务”，开始配置。</w:t>
+        <w:t>首次进入后点击“新建采集任务”，填写任务名称并选择“所属分组”或“不分组”，点击“创建任务”进入配置向导，配置后点击“保存草稿”。</w:t>
       </w:r>
     </w:p>
     <w:p>
@@ -1725,7 +1725,7 @@
         <w:pStyle w:val="166"/>
       </w:pPr>
       <w:r>
-        <w:t>左侧任务栏：新建、复制、运行和删除任务，通过任务管理菜单导入/导出配置；底部进入运行中心或全局设置。</w:t>
+        <w:t>左侧任务栏：新建任务、自建分组、单个移动或批量整理；任务省略号菜单提供移动、运行、复制和删除，任务管理菜单保留配置导入与导出。底部进入运行中心或设置。</w:t>
       </w:r>
     </w:p>
     <w:p>
@@ -1733,7 +1733,7 @@
         <w:pStyle w:val="166"/>
       </w:pPr>
       <w:r>
-        <w:t>中间配置区：按 5 步完成任务配置，可保存草稿、执行测试或运行当前任务。</w:t>
+        <w:t>中间配置区：按 5 步完成配置，可保存草稿、测试或运行当前任务。分组只显示在顶部“任务配置 &gt; 分组名称”；不分组时仅显示“任务配置”，不显示分隔符或“不分组”。</w:t>
       </w:r>
     </w:p>
     <w:p>
@@ -1755,7 +1755,7 @@
           <wp:inline distT="0" distB="0" distL="114300" distR="114300">
             <wp:extent cx="5303520" cy="3252826"/>
             <wp:effectExtent l="0" t="0" r="5080" b="10160"/>
-            <wp:docPr id="12" name="Picture 12" descr="任务管理配置导入导出菜单"/>
+            <wp:docPr id="12" name="Picture 12" descr="任务分组、配置区面包屑及移动、运行、复制、删除任务菜单"/>
             <wp:cNvGraphicFramePr>
               <a:graphicFrameLocks xmlns:a="http://schemas.openxmlformats.org/drawingml/2006/main" noChangeAspect="1"/>
             </wp:cNvGraphicFramePr>
@@ -1763,7 +1763,7 @@
               <a:graphicData uri="http://schemas.openxmlformats.org/drawingml/2006/picture">
                 <pic:pic xmlns:pic="http://schemas.openxmlformats.org/drawingml/2006/picture">
                   <pic:nvPicPr>
-                    <pic:cNvPr id="12" name="Picture 12" descr="任务管理配置导入导出菜单"/>
+                    <pic:cNvPr id="12" name="Picture 12" descr="任务分组、配置区面包屑及移动、运行、复制、删除任务菜单"/>
                     <pic:cNvPicPr>
                       <a:picLocks noChangeAspect="1"/>
                     </pic:cNvPicPr>
@@ -1797,7 +1797,89 @@
         <w:keepLines/>
       </w:pPr>
       <w:r>
-        <w:t>图 1  当前任务工作区与左下角运行中心、设置入口</w:t>
+        <w:t>图 1  任务分组与保留完整操作的任务菜单</w:t>
+      </w:r>
+    </w:p>
+    <w:p>
+      <w:pPr>
+        <w:pStyle w:val="4"/>
+      </w:pPr>
+      <w:r>
+        <w:t>按分组整理任务</w:t>
+      </w:r>
+    </w:p>
+    <w:p>
+      <w:pPr/>
+      <w:r>
+        <w:t>分组按需创建，可以没有分组。升级时不自动创建默认分组，也不移动旧任务；未分组的任务直接显示在“任务管理”下。分组和任务归属会在下次启动时恢复，删除的分组不会自动重建。</w:t>
+      </w:r>
+    </w:p>
+    <w:p>
+      <w:pPr>
+        <w:pStyle w:val="167"/>
+      </w:pPr>
+      <w:r>
+        <w:t>点击“任务管理”右侧的“新建分组”图标，或在省略号菜单中选择“新建分组”。名称去除首尾空白后不能为空，最多 40 个字符；全角半角与大小写等价的名称不能重复。</w:t>
+      </w:r>
+    </w:p>
+    <w:p>
+      <w:pPr>
+        <w:pStyle w:val="167"/>
+      </w:pPr>
+      <w:r>
+        <w:t>点击分组行折叠或展开，右侧显示任务数量。分组菜单提供“在此组新建任务”“重命名分组”“删除分组”。空分组继续保留。</w:t>
+      </w:r>
+    </w:p>
+    <w:p>
+      <w:pPr>
+        <w:pStyle w:val="167"/>
+      </w:pPr>
+      <w:r>
+        <w:t>全局“新建采集任务”可选择“所属分组”或“不分组”；“在此组新建任务”预选当前组。创建后进入草稿，点击“保存草稿”才保存到任务列表；“复制任务”继承原任务分组。</w:t>
+      </w:r>
+    </w:p>
+    <w:p>
+      <w:pPr>
+        <w:pStyle w:val="167"/>
+      </w:pPr>
+      <w:r>
+        <w:t>任务行省略号菜单依次为“移动到分组”“运行任务”“复制任务”“删除任务”。暂停任务显示“继续任务”，顶部运行按钮也保留。运行、暂停、排队或测试中的任务不能删除，正式运行前仍须保存草稿。</w:t>
+      </w:r>
+    </w:p>
+    <w:p>
+      <w:pPr>
+        <w:pStyle w:val="167"/>
+      </w:pPr>
+      <w:r>
+        <w:t>单个移动：在任务菜单选择“移动到分组”，选择目标后点击“确认移动”。选择“不分组”可将任务移回“任务管理”下。</w:t>
+      </w:r>
+    </w:p>
+    <w:p>
+      <w:pPr>
+        <w:pStyle w:val="167"/>
+      </w:pPr>
+      <w:r>
+        <w:t>批量移动：在任务管理省略号菜单选择“批量整理”，勾选任务后点击“移动到分组”，选定目标并“确认移动”；整理后点击“完成”。</w:t>
+      </w:r>
+    </w:p>
+    <w:p>
+      <w:pPr>
+        <w:pStyle w:val="167"/>
+      </w:pPr>
+      <w:r>
+        <w:t>删除有任务的分组时，在“任务移至”中选择其他组或“不分组”，再确认“删除分组”。组内任务及已有输出保留；删除最后一个分组后也不会创建默认组。</w:t>
+      </w:r>
+    </w:p>
+    <w:p>
+      <w:pPr/>
+      <w:r>
+        <w:t>任务行显示名称和地址，悬停任务名称可查看更新时间。移动任务、重命名或删除分组不会改写配置、ID、更新时间或输出路径，也不会重置未保存草稿、预览、运行状态或检查点。组内继续按原有更新时间排序，面包屑即时反映当前归属。</w:t>
+      </w:r>
+    </w:p>
+    <w:p>
+      <w:pPr/>
+      <w:r>
+        <w:t>若新草稿的分组已删除，或任务保存成功但归属写入失败，任务保留在不分组位置并显示提示。其他分组操作写入失败时保留之前的归属。</w:t>
       </w:r>
     </w:p>
     <w:p>
@@ -1822,7 +1904,7 @@
         <w:pStyle w:val="166"/>
       </w:pPr>
       <w:r>
-        <w:t>导出全部任务配置：把当前所有已保存任务写入一个可读的 JSON 文件。</w:t>
+        <w:t>导出全部任务配置：将全部已保存任务、用户分组（含空组）及任务归属写入版本 2 JSON 配置包。未保存修改不参与导出，至少保存一个任务才可导出；旧版应用不能导入版本 2 包。</w:t>
       </w:r>
     </w:p>
     <w:p>
@@ -1838,7 +1920,23 @@
         <w:pStyle w:val="166"/>
       </w:pPr>
       <w:r>
-        <w:t>导入任务配置：可在导出文件的 tasks 数组中复制、修改或新增任务对象，再一次性导入。合法任务会创建，错误项目会按序号和原因跳过。</w:t>
+        <w:t>导入任务配置：接受版本 1 和 2。旧包中的任务不分组；新包按名称复用本机同名组，否则创建普通分组。合法任务逐项导入，错误项目按序号和原因跳过。</w:t>
+      </w:r>
+    </w:p>
+    <w:p>
+      <w:pPr>
+        <w:pStyle w:val="166"/>
+      </w:pPr>
+      <w:r>
+        <w:t>手工调整版本 2 包时，tasks 与 taskGroupIds 必须保持相同长度并按索引对应；归属项为 groups 中的分组 ID 或 null。复制、删除或重排任务对象时，需同步处理归属项；任务配置本身的版本仍为 1。</w:t>
+      </w:r>
+    </w:p>
+    <w:p>
+      <w:pPr>
+        <w:pStyle w:val="166"/>
+      </w:pPr>
+      <w:r>
+        <w:t>引用不存在的分组时，任务保留为不分组，并在导入结果中提示。分组写入失败时，已经成功导入的任务仍保留，不覆盖本机原有分组。</w:t>
       </w:r>
     </w:p>
     <w:p>
@@ -1890,7 +1988,7 @@
         <w:drawing>
           <wp:inline xmlns:a="http://schemas.openxmlformats.org/drawingml/2006/main" xmlns:pic="http://schemas.openxmlformats.org/drawingml/2006/picture">
             <wp:extent cx="5943600" cy="3645408"/>
-            <wp:docPr id="22" name="Picture 22"/>
+            <wp:docPr id="22" name="Picture 22" descr="新任务侧栏和访问配置、Cookie 会话管理页面"/>
             <wp:cNvGraphicFramePr>
               <a:graphicFrameLocks noChangeAspect="1"/>
             </wp:cNvGraphicFramePr>
@@ -1898,7 +1996,7 @@
               <a:graphicData uri="http://schemas.openxmlformats.org/drawingml/2006/picture">
                 <pic:pic>
                   <pic:nvPicPr>
-                    <pic:cNvPr id="0" name="access-settings-concurrency.png"/>
+                    <pic:cNvPr id="0" name="access-settings-concurrency.png" descr="新任务侧栏和访问配置、Cookie 会话管理页面"/>
                     <pic:cNvPicPr/>
                   </pic:nvPicPr>
                   <pic:blipFill>
@@ -4485,7 +4583,7 @@
         <w:pStyle w:val="166"/>
       </w:pPr>
       <w:r>
-        <w:t>删除任务：运行、等待、暂停或测试中的任务不可删除；删除空闲或已结束任务会同步移除运行中心记录，但不会删除已经生成的输出文件和资源。</w:t>
+        <w:t>删除任务：运行、等待、暂停和测试中的任务不可删除。任务行省略号菜单提供“删除任务”，确认后清理配置、分组归属、检查点和运行中心记录；已有输出文件与资源保留。</w:t>
       </w:r>
     </w:p>
     <w:p>
@@ -5017,15 +5115,10 @@
           <w:sz w:val="19"/>
         </w:rPr>
         <w:t>collector-data/</w:t>
-      </w:r>
-      <w:r>
-        <w:rPr>
-          <w:b w:val="0"/>
-          <w:color w:val="333A40"/>
-          <w:sz w:val="22"/>
-        </w:rPr>
         <w:br/>
         <w:t>├─ settings.json</w:t>
+        <w:br/>
+        <w:t>├─ task-groups.json</w:t>
         <w:br/>
         <w:t>├─ access-profiles.json</w:t>
         <w:br/>
@@ -5039,6 +5132,13 @@
         <w:br/>
         <w:t>└─ manifests/&lt;task-id&gt;.json</w:t>
       </w:r>
+      <w:r>
+        <w:rPr>
+          <w:b w:val="0"/>
+          <w:color w:val="333A40"/>
+          <w:sz w:val="22"/>
+        </w:rPr>
+      </w:r>
     </w:p>
     <w:p>
       <w:pPr>
@@ -5062,6 +5162,12 @@
       </w:pPr>
       <w:r>
         <w:t>Linux / UOS：~/.config/TapCollect/collector-data。</w:t>
+      </w:r>
+    </w:p>
+    <w:p>
+      <w:pPr/>
+      <w:r>
+        <w:t>分组元数据  task-groups.json 独立保存分组和归属。缺少该文件时按空分组读取，不会为升级自动创建分组或重写旧任务；分组名称不作为文件路径，也不改变任务输出目录。</w:t>
       </w:r>
     </w:p>
     <w:p>
@@ -5381,7 +5487,6 @@
       </w:pPr>
       <w:r>
         <w:rPr>
-          <w:rFonts w:ascii="Calibri" w:hAnsi="Calibri" w:eastAsia="微软雅黑" w:cs="Calibri"/>
           <w:b/>
           <w:color w:val="1F4D78"/>
           <w:sz w:val="23"/>
@@ -5390,19 +5495,12 @@
       </w:r>
       <w:r>
         <w:rPr>
-          <w:rFonts w:ascii="Calibri" w:hAnsi="Calibri" w:eastAsia="微软雅黑" w:cs="Calibri"/>
+          <w:b w:val="0"/>
           <w:color w:val="333A40"/>
           <w:sz w:val="22"/>
         </w:rPr>
-        <w:br w:type="textWrapping"/>
-      </w:r>
-      <w:r>
-        <w:rPr>
-          <w:rFonts w:ascii="Calibri" w:hAnsi="Calibri" w:eastAsia="微软雅黑" w:cs="Calibri"/>
-          <w:color w:val="333A40"/>
-          <w:sz w:val="22"/>
-        </w:rPr>
-        <w:t>点击“任务管理”标题右侧的省略号。导出会生成包含全部已保存任务的 JSON；可编辑 tasks 数组后再导入。导入任务始终创建新 ID，不覆盖本地任务。</w:t>
+        <w:br/>
+        <w:t>点击“任务管理”右侧省略号，使用“导出全部任务配置”或“导入任务配置”。版本 2 包含分组；修改 tasks 数组时，须同步调整 taskGroupIds 的对应项。导入任务始终创建新 ID，不覆盖本地任务；旧版应用不能读取版本 2 包。</w:t>
       </w:r>
     </w:p>
     <w:p>
@@ -5522,6 +5620,50 @@
     </w:p>
     <w:p>
       <w:pPr>
+        <w:spacing w:after="100"/>
+      </w:pPr>
+      <w:r>
+        <w:rPr>
+          <w:b/>
+          <w:color w:val="1F4D78"/>
+          <w:sz w:val="23"/>
+        </w:rPr>
+        <w:t>升级后为什么没有默认分组</w:t>
+      </w:r>
+      <w:r>
+        <w:rPr>
+          <w:b w:val="0"/>
+          <w:color w:val="333A40"/>
+          <w:sz w:val="22"/>
+        </w:rPr>
+        <w:br/>
+        <w:t>这是正常行为。原任务仍直接显示在“任务管理”下；按需新建分组，再单个移动或使用“批量整理”。可以始终不创建分组。</w:t>
+      </w:r>
+    </w:p>
+    <w:p>
+      <w:pPr>
+        <w:spacing w:after="100"/>
+      </w:pPr>
+      <w:r>
+        <w:rPr>
+          <w:b/>
+          <w:color w:val="1F4D78"/>
+          <w:sz w:val="23"/>
+        </w:rPr>
+        <w:t>运行 复制 删除按钮在哪里</w:t>
+      </w:r>
+      <w:r>
+        <w:rPr>
+          <w:b w:val="0"/>
+          <w:color w:val="333A40"/>
+          <w:sz w:val="22"/>
+        </w:rPr>
+        <w:br/>
+        <w:t>打开任务行的省略号菜单，依次可见“移动到分组”“运行任务”“复制任务”“删除任务”；暂停任务显示“继续任务”。配置区顶部仍有“运行任务”。</w:t>
+      </w:r>
+    </w:p>
+    <w:p>
+      <w:pPr>
         <w:pStyle w:val="3"/>
         <w:pageBreakBefore w:val="0"/>
       </w:pPr>
@@ -5538,7 +5680,7 @@
         <w:snapToGrid w:val="0"/>
       </w:pPr>
       <w:r>
-        <w:t>TapCollect v0.5.3 支持用户配置网页采集及 Cookie 登录复用。以下能力暂不提供：</w:t>
+        <w:t>当前开发版支持单层任务分组、用户配置网页采集及 Cookie 登录复用。以下能力暂不提供：</w:t>
       </w:r>
     </w:p>
     <w:p>
@@ -5599,6 +5741,14 @@
       </w:pPr>
       <w:r>
         <w:t>XSD/业务 DTD 校验，以及任务配置包加密、压缩、云同步或按 ID 覆盖导入。</w:t>
+      </w:r>
+    </w:p>
+    <w:p>
+      <w:pPr>
+        <w:pStyle w:val="166"/>
+      </w:pPr>
+      <w:r>
+        <w:t>嵌套分组、拖拽排序、按网站自动分组、继承分组配置或整组运行。</w:t>
       </w:r>
     </w:p>
     <w:p>
@@ -5796,7 +5946,7 @@
         <w:color w:val="68767A"/>
         <w:sz w:val="18"/>
       </w:rPr>
-      <w:t xml:space="preserve">TapCollect v0.5.3  ·  第 </w:t>
+      <w:t xml:space="preserve">TapCollect 开发版  ·  第 </w:t>
     </w:r>
     <w:r>
       <w:rPr>
@@ -5863,7 +6013,7 @@
         <w:color w:val="68767A"/>
         <w:sz w:val="18"/>
       </w:rPr>
-      <w:t>TapCollect v0.5.3  |  2026 年 9 月 9 日</w:t>
+      <w:t>TapCollect 开发版  |  2026 年 9 月 10 日</w:t>
     </w:r>
   </w:p>
 </w:ftr>

--- a/TapCollect使用说明-更新版.docx
+++ b/TapCollect使用说明-更新版.docx
@@ -124,7 +124,7 @@
           <w:color w:val="203748"/>
           <w:sz w:val="23"/>
         </w:rPr>
-        <w:t>当前开发版 基于 v0.5.3  |  文档更新 2026 年 9 月 10 日</w:t>
+        <w:t>当前版本 v0.5.4  |  文档更新 2026 年 9 月 15 日</w:t>
       </w:r>
     </w:p>
     <w:p>
@@ -132,7 +132,7 @@
         <w:pStyle w:val="4"/>
       </w:pPr>
       <w:r>
-        <w:t>当前开发版本更新</w:t>
+        <w:t>v0.5.4 更新说明</w:t>
       </w:r>
     </w:p>
     <w:p>
@@ -156,7 +156,7 @@
         <w:pStyle w:val="166"/>
       </w:pPr>
       <w:r>
-        <w:t>配置包升级为版本 2，包含分组和任务归属，仍可导入版本 1 的旧包。本文包含当前源码新增功能，已发布安装包请以对应版本说明为准。</w:t>
+        <w:t>配置包升级为版本 2，包含分组和任务归属，仍可导入版本 1 的旧包。旧版应用不能读取版本 2 包；导入任务会创建新 ID，不覆盖本机任务。</w:t>
       </w:r>
     </w:p>
     <w:p>
@@ -5680,7 +5680,7 @@
         <w:snapToGrid w:val="0"/>
       </w:pPr>
       <w:r>
-        <w:t>当前开发版支持单层任务分组、用户配置网页采集及 Cookie 登录复用。以下能力暂不提供：</w:t>
+        <w:t>TapCollect v0.5.4 支持单层任务分组、用户配置网页采集及 Cookie 登录复用。以下能力暂不提供：</w:t>
       </w:r>
     </w:p>
     <w:p>
@@ -5946,7 +5946,7 @@
         <w:color w:val="68767A"/>
         <w:sz w:val="18"/>
       </w:rPr>
-      <w:t xml:space="preserve">TapCollect 开发版  ·  第 </w:t>
+      <w:t xml:space="preserve">TapCollect v0.5.4  ·  第 </w:t>
     </w:r>
     <w:r>
       <w:rPr>
@@ -6013,7 +6013,7 @@
         <w:color w:val="68767A"/>
         <w:sz w:val="18"/>
       </w:rPr>
-      <w:t>TapCollect 开发版  |  2026 年 9 月 10 日</w:t>
+      <w:t>TapCollect v0.5.4  |  2026 年 9 月 15 日</w:t>
     </w:r>
   </w:p>
 </w:ftr>

--- a/TapCollect使用说明-更新版.docx
+++ b/TapCollect使用说明-更新版.docx
@@ -124,7 +124,7 @@
           <w:color w:val="203748"/>
           <w:sz w:val="23"/>
         </w:rPr>
-        <w:t>当前版本 v0.5.4  |  文档更新 2026 年 9 月 15 日</w:t>
+        <w:t>当前开发版 基于 v0.5.4  |  文档更新 2026 年 9 月 15 日</w:t>
       </w:r>
     </w:p>
     <w:p>
@@ -132,7 +132,7 @@
         <w:pStyle w:val="4"/>
       </w:pPr>
       <w:r>
-        <w:t>v0.5.4 更新说明</w:t>
+        <w:t>当前开发版本更新</w:t>
       </w:r>
     </w:p>
     <w:p>
@@ -140,7 +140,7 @@
         <w:pStyle w:val="166"/>
       </w:pPr>
       <w:r>
-        <w:t>新增可选的单层任务分组，支持新建、重命名、折叠和任务数量；旧任务升级后保持原位置，不自动创建默认分组。</w:t>
+        <w:t>新增人工验证入口：受限任务可“打开验证页面”，完成网页登录后点击“我已完成验证，尝试恢复”。本手册包含当前源码新增功能，尚未发布。</w:t>
       </w:r>
     </w:p>
     <w:p>
@@ -148,7 +148,7 @@
         <w:pStyle w:val="166"/>
       </w:pPr>
       <w:r>
-        <w:t>支持单个移动和“批量整理”。任务菜单保留运行、复制和删除，配置区顶部仍可运行任务；分组不改变草稿、采集进度或输出目录。</w:t>
+        <w:t>确认后先探测实际触发地址，成功才按原检查点续采；验证失败或关闭窗口时保持暂停，已提交记录与未完成资源进度保留。</w:t>
       </w:r>
     </w:p>
     <w:p>
@@ -156,7 +156,7 @@
         <w:pStyle w:val="166"/>
       </w:pPr>
       <w:r>
-        <w:t>配置包升级为版本 2，包含分组和任务归属，仍可导入版本 1 的旧包。旧版应用不能读取版本 2 包；导入任务会创建新 ID，不覆盖本机任务。</w:t>
+        <w:t>每个任务单独确认恢复；同配置可复用 Cookie，不同配置保持隔离。人工验证与 Retry-After 叠加时保留等待期限，不提前探测。</w:t>
       </w:r>
     </w:p>
     <w:p>
@@ -173,7 +173,7 @@
     </w:p>
     <w:p>
       <w:r>
-        <w:t>TapCollect 是一个本地桌面工具，用于提取网页列表与详情信息，并按用户提供的 XML、XLSX 或 XLS 模板生成文件。配置过程固定为 5 步，支持静态地址分页、动态点击分页和多任务并发运行。需要登录时，可为任务绑定访问配置，在预览中登录后复用 Cookie。建议先测试前 3 条记录并导出测试文件，再开始正式采集。</w:t>
+        <w:t>TapCollect 是一个本地桌面工具，用于提取网页列表与详情信息，并按用户提供的 XML、XLSX 或 XLS 模板生成文件。配置过程固定为 5 步，支持静态地址分页、动态点击分页和多任务并发运行。需要登录时，为任务绑定访问配置，在预览或人工验证窗口中登录后复用 Cookie。建议先测试前 3 条记录并导出测试文件，再开始正式采集。</w:t>
       </w:r>
     </w:p>
     <w:p>
@@ -193,7 +193,7 @@
           <w:color w:val="075E68"/>
           <w:sz w:val="21"/>
         </w:rPr>
-        <w:t>适用范围  HTTP/HTTPS GET 可读取的页面；静态模式读取原始 HTML，动态模式执行脚本并读取渲染后的 DOM。访问配置可复用用户在内置预览中获得或手动导入的 Cookie。</w:t>
+        <w:t>适用范围  HTTP/HTTPS GET 可读取的页面；静态模式读取原始 HTML，动态模式执行脚本并读取渲染后的 DOM。访问配置可复用用户在内置预览、人工验证窗口中获得或手动导入的 Cookie。</w:t>
       </w:r>
     </w:p>
     <w:tbl>
@@ -864,7 +864,7 @@
           <w:color w:val="7A5A00"/>
           <w:sz w:val="21"/>
         </w:rPr>
-        <w:t>当前边界  支持访问配置、Cookie 复用、限速、冷却与验证页识别；不提供人工验证窗口、自动解验证码、POST 采集、代理、原始 JSON/JSONPath 直连、定时任务或托盘后台。</w:t>
+        <w:t>当前边界  支持访问配置、Cookie 复用、限速、冷却、验证页识别及人工验证后续采；不提供自动解验证码、POST 采集、代理、原始 JSON/JSONPath 直连、定时任务或托盘后台。</w:t>
       </w:r>
     </w:p>
     <w:p>
@@ -2096,7 +2096,7 @@
         <w:pStyle w:val="166"/>
       </w:pPr>
       <w:r>
-        <w:t>401、403 和识别出的 HTTP 200 验证/登录页会要求人工处理。识别结合标题、表单与提示，单纯没有列表项不会触发；启发式规则无法覆盖所有网站。检查访问条件后，在运行中心点击“检查后重试”。</w:t>
+        <w:t>401、403 和识别出的 HTTP 200 验证/登录页会要求人工处理。识别结合标题、表单与提示，单纯没有列表项不会触发；启发式规则无法覆盖所有网站。等待安全检查点保存后，在运行中心或运行抽屉点击“打开验证页面”。</w:t>
       </w:r>
     </w:p>
     <w:p>
@@ -2104,7 +2104,7 @@
         <w:pStyle w:val="166"/>
       </w:pPr>
       <w:r>
-        <w:t>保护触发后保留安全检查点，未完成的记录和资源不会提前记为完成。“停止自动恢复”保持手动暂停；“全部暂停”也停止已暂停任务的自动恢复，“全部继续”跳过尚未到期的冷却任务。</w:t>
+        <w:t>保护触发后保留安全检查点，未完成的记录和资源不会提前记为完成。“停止自动恢复”保持手动暂停；“全部暂停”也停止已确认的验证后恢复，“全部继续”跳过尚未到期的冷却和需要人工验证的任务。</w:t>
       </w:r>
     </w:p>
     <w:p>
@@ -2160,6 +2160,64 @@
         <w:pStyle w:val="4"/>
       </w:pPr>
       <w:r>
+        <w:t>人工验证后继续采集</w:t>
+      </w:r>
+    </w:p>
+    <w:p>
+      <w:pPr>
+        <w:pStyle w:val="167"/>
+      </w:pPr>
+      <w:r>
+        <w:t>任务显示“需要人工处理”后，等待保存安全检查点，在运行中心或运行抽屉点击“打开验证页面”。独立窗口使用本次运行绑定的访问配置，打开触发限制的列表、详情或资源地址。已有窗口时显示“返回验证页面”。</w:t>
+      </w:r>
+    </w:p>
+    <w:p>
+      <w:pPr>
+        <w:pStyle w:val="167"/>
+      </w:pPr>
+      <w:r>
+        <w:t>在网页内完成登录或验证，返回应用点击“我已完成验证，尝试恢复”。应用先探测原触发地址，成功才把本任务加入采集队列；已提交记录保留，未完成页面和资源重做，验证 HTML 不会作为附件发布。</w:t>
+      </w:r>
+    </w:p>
+    <w:p>
+      <w:pPr>
+        <w:pStyle w:val="167"/>
+      </w:pPr>
+      <w:r>
+        <w:t>若验证未完成、仍被阻止或探测失败，任务保持暂停并提示再次处理。Retry-After 未到时显示等待状态，到期后才在共享限速下探测；确认或保存设置都不能缩短期限。</w:t>
+      </w:r>
+    </w:p>
+    <w:p>
+      <w:pPr>
+        <w:pStyle w:val="167"/>
+      </w:pPr>
+      <w:r>
+        <w:t>“停止验证后恢复”、“全部暂停”、取消任务或关闭验证窗口会撤销待恢复操作。窗口关闭不代表验证成功；重新确认前不会自动续采。任务结束后旧窗口操作失效。</w:t>
+      </w:r>
+    </w:p>
+    <w:p>
+      <w:pPr/>
+      <w:r>
+        <w:t>同配置的任务可以复用新 Cookie，但每个任务需要单独确认；不同配置和未绑定任务不继承该登录状态。测试采集不提供此正式任务验证流程。应用退出会关闭验证窗口、保留安全进度，重启后不保留上次确认授权。</w:t>
+      </w:r>
+    </w:p>
+    <w:p>
+      <w:pPr/>
+      <w:r>
+        <w:t>来源限制：验证窗口仅允许配置来源内导航，协议、主机和端口必须一致，不支持跳到其他来源的身份提供方。未绑定或触发地址为其他来源时，打开按钮不可用；需要网页登录时应取消本次运行，绑定匹配来源的配置后重新开始。访问权限已在外部修复时，可直接确认探测。</w:t>
+      </w:r>
+    </w:p>
+    <w:p>
+      <w:pPr/>
+      <w:r>
+        <w:t>触发地址和确认状态仅在主进程内存中维护。界面和普通运行日志不回显其敏感参数，任务配置包不携带验证目标、Cookie 或确认状态。</w:t>
+      </w:r>
+    </w:p>
+    <w:p>
+      <w:pPr>
+        <w:pStyle w:val="4"/>
+      </w:pPr>
+      <w:r>
         <w:rPr>
           <w:color w:val="000000"/>
         </w:rPr>
@@ -2175,7 +2233,7 @@
     <w:p>
       <w:pPr/>
       <w:r>
-        <w:t>运行诊断和 CSV 错误日志会隐藏常见认证信息及敏感 URL 参数，采集正文不因此改写。绑定同一访问配置的预览与采集共用 Cookie；不同配置相互隔离。未绑定任务保持原有独立会话，预览登录不会自动带入采集。</w:t>
+        <w:t>运行诊断和 CSV 错误日志会隐藏常见认证信息及敏感 URL 参数，采集正文不因此改写。绑定同一访问配置的预览、人工验证窗口与采集共用 Cookie；不同配置相互隔离。未绑定任务保持原有独立会话，预览登录不会自动带入采集。</w:t>
       </w:r>
     </w:p>
     <w:p>
@@ -2199,7 +2257,7 @@
         <w:pStyle w:val="167"/>
       </w:pPr>
       <w:r>
-        <w:t>回到任务“基本信息”，选择“访问配置”并保存草稿。打开预览完成登录后，同一配置的预览、测试采集、静态列表/详情/资源请求及动态采集共用 Cookie。不同配置和未绑定任务不会继承其登录状态。</w:t>
+        <w:t>回到任务“基本信息”，选择“访问配置”并保存草稿。在预览或人工验证窗口完成登录后，同一配置的预览、验证、测试采集、静态列表/详情/资源请求及动态采集共用 Cookie。不同配置和未绑定任务不会继承其登录状态。</w:t>
       </w:r>
     </w:p>
     <w:p>
@@ -2247,7 +2305,7 @@
         <w:pStyle w:val="166"/>
       </w:pPr>
       <w:r>
-        <w:t>列表入口须匹配来源的协议、主机和端口。绑定配置的预览与动态页面不能导航到其他来源；跨来源资源请求不附加本配置的 Cookie、认证头或自定义请求头。路径、到期、Secure、HttpOnly、SameSite 属性仍由浏览器执行。</w:t>
+        <w:t>列表入口须匹配来源的协议、主机和端口。绑定配置的预览、人工验证窗口与动态页面不能导航到其他来源；跨来源资源请求不附加本配置的 Cookie、认证头或自定义请求头。路径、到期、Secure、HttpOnly、SameSite 属性仍由浏览器执行。</w:t>
       </w:r>
     </w:p>
     <w:p>
@@ -2255,7 +2313,7 @@
         <w:pStyle w:val="166"/>
       </w:pPr>
       <w:r>
-        <w:t>排队、运行、暂停或测试任务会锁定所用配置，不能编辑、删除或导入/清除 Cookie。结束相关任务后可修改；允许修改时会先关闭相关预览。预览中获得的新 Cookie 可实时供同配置采集使用。</w:t>
+        <w:t>排队、运行、暂停或测试任务会锁定所用配置，不能编辑、删除或导入/清除 Cookie。结束相关任务后可修改；允许修改时会先关闭相关预览。预览或人工验证窗口获得的新 Cookie 可实时供同配置采集使用。</w:t>
       </w:r>
     </w:p>
     <w:p>
@@ -2271,7 +2329,7 @@
         <w:pStyle w:val="166"/>
       </w:pPr>
       <w:r>
-        <w:t>同一 hostname 的限流、冷却与人工保护仍由所有配置共享。切换配置、编辑配置、保存全局设置或清除登录状态都不能提前解除 Retry-After。</w:t>
+        <w:t>同一 hostname 的限流、冷却与人工保护仍由所有配置共享；每个受限任务分别确认恢复。切换配置、编辑配置、保存全局设置或清除登录状态都不能提前解除 Retry-After。</w:t>
       </w:r>
     </w:p>
     <w:p>
@@ -4559,7 +4617,7 @@
         <w:pStyle w:val="166"/>
       </w:pPr>
       <w:r>
-        <w:t>继续任务：从检查点恢复并加入等待队列；尚未到期的冷却不能跳过。“停止自动恢复”使当前冷却任务保持手动暂停。</w:t>
+        <w:t>继续任务：从检查点恢复并加入等待队列；尚未到期的冷却不能跳过。“停止自动恢复”使当前冷却任务保持手动暂停。需要人工处理的任务须使用“我已完成验证，尝试恢复”，探测成功后才会继续。</w:t>
       </w:r>
     </w:p>
     <w:p>
@@ -4575,7 +4633,7 @@
         <w:pStyle w:val="166"/>
       </w:pPr>
       <w:r>
-        <w:t>运行中心支持全部暂停、全部继续和全部取消。“全部暂停”停止已暂停任务的自动恢复；“全部继续”跳过尚未到期的冷却任务。完成后可打开输出目录或 CSV 错误日志。</w:t>
+        <w:t>运行中心支持全部暂停、全部继续和全部取消。“全部暂停”停止冷却及已确认的验证后恢复；“全部继续”跳过尚未到期的冷却和需要人工验证的任务。完成后可打开输出目录或 CSV 错误日志。</w:t>
       </w:r>
     </w:p>
     <w:p>
@@ -5232,7 +5290,7 @@
           <w:sz w:val="22"/>
         </w:rPr>
         <w:br/>
-        <w:t>先确认任务绑定了与预览相同的访问配置，且列表地址匹配配置来源；切换绑定后保存任务并重新打开预览。未绑定任务仍使用独立会话。仅依赖其他浏览器存储的登录状态不会跨重启保存。异步渲染可选动态模式；显示“需要人工处理”时检查访问条件后重试，工具不会自动解验证码。</w:t>
+        <w:t>先确认任务绑定了与预览相同的访问配置，且列表地址匹配配置来源；切换绑定后保存任务并重新打开预览。未绑定任务仍使用独立会话，其他浏览器存储不跨重启保存。显示“需要人工处理”时，打开验证页面完成登录，再点击“我已完成验证，尝试恢复”；工具不会自动解验证码或切换采集模式。</w:t>
       </w:r>
     </w:p>
     <w:p>
@@ -5524,7 +5582,7 @@
           <w:sz w:val="22"/>
         </w:rPr>
         <w:br/>
-        <w:t>任务并发已满或输出目录被占用时会排队。显示“冷却中”时等待倒计时结束，先恢复一个任务探测；显示“需要人工处理”时，检查后点击“检查后重试”。其他站点可继续运行。</w:t>
+        <w:t>任务并发已满或输出目录被占用时会排队。“冷却中”到期先恢复一个任务探测；“需要人工处理”须打开验证页面、完成验证并确认。探测未通过或仍有 Retry-After 时继续暂停或等待。其他站点可继续运行。</w:t>
       </w:r>
     </w:p>
     <w:p>
@@ -5680,7 +5738,7 @@
         <w:snapToGrid w:val="0"/>
       </w:pPr>
       <w:r>
-        <w:t>TapCollect v0.5.4 支持单层任务分组、用户配置网页采集及 Cookie 登录复用。以下能力暂不提供：</w:t>
+        <w:t>当前开发版本基于 v0.5.4，支持单层任务分组、用户配置网页采集、Cookie 登录复用与人工验证后续采。以下能力暂不提供：</w:t>
       </w:r>
     </w:p>
     <w:p>
@@ -5690,7 +5748,7 @@
         <w:snapToGrid w:val="0"/>
       </w:pPr>
       <w:r>
-        <w:t>人工验证窗口、自动解验证码、POST 采集、代理和自动切换采集方式。已支持同配置 Cookie 复用，但其他浏览器存储仅在本次启动内保留；不读取其他浏览器的个人账户数据。</w:t>
+        <w:t>自动解验证码、POST 采集、代理和自动切换采集方式。验证窗口仅支持绑定配置的同来源网页；不支持跨来源身份提供方跳转。其他浏览器存储仅在本次启动内保留，不读取其他浏览器的个人账户数据。</w:t>
       </w:r>
     </w:p>
     <w:p>

--- a/TapCollect使用说明-更新版.docx
+++ b/TapCollect使用说明-更新版.docx
@@ -148,6 +148,14 @@
         <w:pStyle w:val="166"/>
       </w:pPr>
       <w:r>
+        <w:t>修复“点击元素”采集动态详情：站内新窗口链接在应用内受控页面中加载，保留原列表分页状态，并等待详情字段渲染后取值。</w:t>
+      </w:r>
+    </w:p>
+    <w:p>
+      <w:pPr>
+        <w:pStyle w:val="166"/>
+      </w:pPr>
+      <w:r>
         <w:t>确认后先探测实际触发地址，成功才按原检查点续采；验证失败或关闭窗口时保持暂停，已提交记录与未完成资源进度保留。</w:t>
       </w:r>
     </w:p>
@@ -193,7 +201,7 @@
           <w:color w:val="075E68"/>
           <w:sz w:val="21"/>
         </w:rPr>
-        <w:t>适用范围  HTTP/HTTPS GET 可读取的页面；静态模式读取原始 HTML，动态模式执行脚本并读取渲染后的 DOM。访问配置可复用用户在内置预览、人工验证窗口中获得或手动导入的 Cookie。</w:t>
+        <w:t>适用范围  静态列表与“读取链接”方式请求原始 HTML；动态分页与“点击元素”方式执行网页脚本并读取渲染后的 DOM。列表分页和详情进入方式分别配置。访问配置可复用用户在本工具预览或人工验证窗口中获得、或手动导入的 Cookie。</w:t>
       </w:r>
     </w:p>
     <w:tbl>
@@ -2762,7 +2770,7 @@
     </w:p>
     <w:p>
       <w:r>
-        <w:t>如果列表页已经包含全部字段，可关闭详情采集。启用后，可选择“读取链接”或“点击元素”进入详情；前者适合标准链接，后者适合前端路由或 JavaScript 事件打开的详情页。</w:t>
+        <w:t>如果列表页已经包含全部字段，可关闭详情采集。启用后，在“进入详情方式”选择“读取链接”或“点击元素”：正文已包含在原始 HTML 中时使用“读取链接”；正文由脚本动态加载、前端路由或点击事件打开时使用“点击元素”，即使文章链接有 href 也应如此。</w:t>
       </w:r>
     </w:p>
     <w:p>
@@ -2773,24 +2781,21 @@
       </w:pPr>
       <w:r>
         <w:drawing>
-          <wp:inline distT="0" distB="0" distL="114300" distR="114300">
-            <wp:extent cx="5897880" cy="4363228"/>
-            <wp:effectExtent l="0" t="0" r="7620" b="8255"/>
-            <wp:docPr id="14" name="Picture 14" descr="详情链接、附件识别开关和附件链接回填字段"/>
+          <wp:inline xmlns:a="http://schemas.openxmlformats.org/drawingml/2006/main" xmlns:pic="http://schemas.openxmlformats.org/drawingml/2006/picture">
+            <wp:extent cx="5897880" cy="4559759"/>
+            <wp:docPr id="24" name="Picture 24"/>
             <wp:cNvGraphicFramePr>
-              <a:graphicFrameLocks xmlns:a="http://schemas.openxmlformats.org/drawingml/2006/main" noChangeAspect="1"/>
+              <a:graphicFrameLocks noChangeAspect="1"/>
             </wp:cNvGraphicFramePr>
-            <a:graphic xmlns:a="http://schemas.openxmlformats.org/drawingml/2006/main">
+            <a:graphic>
               <a:graphicData uri="http://schemas.openxmlformats.org/drawingml/2006/picture">
-                <pic:pic xmlns:pic="http://schemas.openxmlformats.org/drawingml/2006/picture">
+                <pic:pic>
                   <pic:nvPicPr>
-                    <pic:cNvPr id="14" name="Picture 14" descr="详情链接、附件识别开关和附件链接回填字段"/>
-                    <pic:cNvPicPr>
-                      <a:picLocks noChangeAspect="1"/>
-                    </pic:cNvPicPr>
+                    <pic:cNvPr id="0" name="current-detail-ui.png"/>
+                    <pic:cNvPicPr/>
                   </pic:nvPicPr>
                   <pic:blipFill>
-                    <a:blip r:embed="rId12"/>
+                    <a:blip r:embed="rId26"/>
                     <a:stretch>
                       <a:fillRect/>
                     </a:stretch>
@@ -2798,11 +2803,9 @@
                   <pic:spPr>
                     <a:xfrm>
                       <a:off x="0" y="0"/>
-                      <a:ext cx="5897880" cy="4363228"/>
+                      <a:ext cx="5897880" cy="4559759"/>
                     </a:xfrm>
-                    <a:prstGeom prst="rect">
-                      <a:avLst/>
-                    </a:prstGeom>
+                    <a:prstGeom prst="rect"/>
                   </pic:spPr>
                 </pic:pic>
               </a:graphicData>
@@ -2818,7 +2821,7 @@
         <w:keepLines/>
       </w:pPr>
       <w:r>
-        <w:t>图 3  详情页开关、详情链接与附件回填配置</w:t>
+        <w:t>图 3  点击元素方式与详情点击元素配置</w:t>
       </w:r>
     </w:p>
     <w:p>
@@ -2862,7 +2865,31 @@
         <w:pStyle w:val="167"/>
       </w:pPr>
       <w:r>
-        <w:t>选择“点击元素”时，点选可触发详情的列表元素。正式采集会按列表顺序逐条打开详情并返回列表，确保详情数据与列表记录对应。</w:t>
+        <w:t>选择“点击元素”时，在列表项中点选能打开文章的标题链接或按钮，配置相对于列表项的“详情点击元素”。保存草稿后执行测试，核对标题、来源和正文，再开始正式采集。详情按列表顺序逐条处理。</w:t>
+      </w:r>
+    </w:p>
+    <w:p>
+      <w:pPr>
+        <w:pStyle w:val="166"/>
+      </w:pPr>
+      <w:r>
+        <w:t>详情点击触发的站内 target="_blank" 或 window.open 链接会在应用内受控页面中加载，不弹出独立窗口；复用同一采集会话，返回后保留原列表的动态分页状态。</w:t>
+      </w:r>
+    </w:p>
+    <w:p>
+      <w:pPr>
+        <w:pStyle w:val="166"/>
+      </w:pPr>
+      <w:r>
+        <w:t>点击后等待配置的详情字段出现非空值并稳定，再读取渲染后的 DOM；空容器不代表正文已经加载，无关的慢图片不会阻塞取值。等待以请求超时为限，仍为空的字段按原有必填规则处理；未发生详情跳转则报告超时。</w:t>
+      </w:r>
+    </w:p>
+    <w:p>
+      <w:pPr>
+        <w:pStyle w:val="166"/>
+      </w:pPr>
+      <w:r>
+        <w:t>仅接管本次详情点击产生的 HTTP/HTTPS 站内跳转；绑定访问配置时还须匹配其来源。无关弹窗、新窗口表单 POST、浏览器下载和先开空白窗口再由脚本写入内容不受支持。</w:t>
       </w:r>
     </w:p>
     <w:p>
@@ -5294,6 +5321,19 @@
       </w:r>
     </w:p>
     <w:p>
+      <w:pPr/>
+      <w:r>
+        <w:rPr>
+          <w:b/>
+        </w:rPr>
+        <w:t>预览有正文，采集却为空，或者点击详情一直超时</w:t>
+        <w:br/>
+      </w:r>
+      <w:r>
+        <w:t>“读取链接”只请求原始 HTML，不执行详情脚本；动态列表分页不会自动改变详情采集方式。请在第 3 步将“进入详情方式”设为“点击元素”，配置相对于列表项的“详情点击元素”，保存草稿后执行测试。站内新窗口文章会在应用内受控页面中加载；若仍超时，检查点击元素是否正确、目标是否符合 hostname 和访问配置来源限制，以及接口能否在请求超时内返回。</w:t>
+      </w:r>
+    </w:p>
+    <w:p>
       <w:pPr>
         <w:keepLines/>
         <w:spacing w:before="80" w:after="100" w:line="276" w:lineRule="auto"/>
@@ -5738,7 +5778,7 @@
         <w:snapToGrid w:val="0"/>
       </w:pPr>
       <w:r>
-        <w:t>当前开发版本基于 v0.5.4，支持单层任务分组、用户配置网页采集、Cookie 登录复用与人工验证后续采。以下能力暂不提供：</w:t>
+        <w:t>当前开发版本基于 v0.5.4，支持单层任务分组、用户配置网页采集、站内新窗口动态详情、Cookie 登录复用与人工验证后续采。以下能力暂不提供：</w:t>
       </w:r>
     </w:p>
     <w:p>
@@ -5748,7 +5788,7 @@
         <w:snapToGrid w:val="0"/>
       </w:pPr>
       <w:r>
-        <w:t>自动解验证码、POST 采集、代理和自动切换采集方式。验证窗口仅支持绑定配置的同来源网页；不支持跨来源身份提供方跳转。其他浏览器存储仅在本次启动内保留，不读取其他浏览器的个人账户数据。</w:t>
+        <w:t>自动解验证码、自定义接口 POST 采集、代理和自动切换采集方式。验证窗口仅支持绑定配置的同来源网页；不支持跨来源身份提供方跳转。其他浏览器存储仅在本次启动内保留，不读取其他浏览器的个人账户数据。</w:t>
       </w:r>
     </w:p>
     <w:p>
@@ -5759,6 +5799,14 @@
       </w:pPr>
       <w:r>
         <w:t>直接把接口地址作为数据源、原始 JSON 字段映射、JSONPath 或通用 API 请求配置。</w:t>
+      </w:r>
+    </w:p>
+    <w:p>
+      <w:pPr>
+        <w:pStyle w:val="166"/>
+      </w:pPr>
+      <w:r>
+        <w:t>任意弹窗自动化、新窗口表单提交、点击触发的浏览器下载，以及先开空白窗口再由脚本写入内容。</w:t>
       </w:r>
     </w:p>
     <w:p>
@@ -5862,7 +5910,7 @@
         <w:snapToGrid w:val="0"/>
       </w:pPr>
       <w:r>
-        <w:t>详情链接和 hostname 规则符合预期，外链字段已按模板映射；包含附件直链时已确认“识别并下载附件链接”、回填字段及第 5 步的下载目录和访问前缀。</w:t>
+        <w:t>详情进入方式选择正确：静态正文用“读取链接”，动态正文用“点击元素”；核对点击目标、hostname 和访问配置来源。详情字段已按模板映射；附件直链应检查“识别并下载附件链接”、回填字段及第 5 步的资源目录和访问前缀。</w:t>
       </w:r>
     </w:p>
     <w:p>

--- a/TapCollect使用说明-更新版.docx
+++ b/TapCollect使用说明-更新版.docx
@@ -124,7 +124,7 @@
           <w:color w:val="203748"/>
           <w:sz w:val="23"/>
         </w:rPr>
-        <w:t>当前开发版 基于 v0.5.4  |  文档更新 2026 年 9 月 15 日</w:t>
+        <w:t>当前版本 v0.5.5  |  文档更新 2026 年 9 月 15 日</w:t>
       </w:r>
     </w:p>
     <w:p>
@@ -132,7 +132,7 @@
         <w:pStyle w:val="4"/>
       </w:pPr>
       <w:r>
-        <w:t>当前开发版本更新</w:t>
+        <w:t>v0.5.5 更新说明</w:t>
       </w:r>
     </w:p>
     <w:p>
@@ -140,7 +140,7 @@
         <w:pStyle w:val="166"/>
       </w:pPr>
       <w:r>
-        <w:t>新增人工验证入口：受限任务可“打开验证页面”，完成网页登录后点击“我已完成验证，尝试恢复”。本手册包含当前源码新增功能，尚未发布。</w:t>
+        <w:t>新增人工验证入口：受限任务可“打开验证页面”，完成网页登录后点击“我已完成验证，尝试恢复”。本手册涵盖 v0.5.5 的配置、测试与正式采集操作。</w:t>
       </w:r>
     </w:p>
     <w:p>
@@ -5778,7 +5778,7 @@
         <w:snapToGrid w:val="0"/>
       </w:pPr>
       <w:r>
-        <w:t>当前开发版本基于 v0.5.4，支持单层任务分组、用户配置网页采集、站内新窗口动态详情、Cookie 登录复用与人工验证后续采。以下能力暂不提供：</w:t>
+        <w:t>当前版本 v0.5.5，支持单层任务分组、用户配置网页采集、站内新窗口动态详情、Cookie 登录复用与人工验证后续采。以下能力暂不提供：</w:t>
       </w:r>
     </w:p>
     <w:p>
@@ -6052,7 +6052,7 @@
         <w:color w:val="68767A"/>
         <w:sz w:val="18"/>
       </w:rPr>
-      <w:t xml:space="preserve">TapCollect v0.5.4  ·  第 </w:t>
+      <w:t xml:space="preserve">TapCollect v0.5.5  ·  第 </w:t>
     </w:r>
     <w:r>
       <w:rPr>
@@ -6119,7 +6119,7 @@
         <w:color w:val="68767A"/>
         <w:sz w:val="18"/>
       </w:rPr>
-      <w:t>TapCollect v0.5.4  |  2026 年 9 月 15 日</w:t>
+      <w:t>TapCollect v0.5.5  |  2026 年 9 月 15 日</w:t>
     </w:r>
   </w:p>
 </w:ftr>
